--- a/static/templates/word/zh/检证计划・要项书.docx
+++ b/static/templates/word/zh/检证计划・要项书.docx
@@ -43,9 +43,10 @@
           <w:p>
             <w:pPr>
               <w:rPr>
-                <w:rFonts w:ascii="微软雅黑" w:hAnsi="微软雅黑" w:eastAsia="微软雅黑"/>
+                <w:rFonts w:hint="eastAsia" w:ascii="微软雅黑" w:hAnsi="微软雅黑" w:eastAsia="微软雅黑"/>
                 <w:b/>
                 <w:sz w:val="28"/>
+                <w:lang w:val="en-US" w:eastAsia="zh-CN"/>
               </w:rPr>
             </w:pPr>
             <w:r>
@@ -67,12 +68,12 @@
             </w:r>
             <w:r>
               <w:rPr>
-                <w:rFonts w:hint="eastAsia" w:ascii="微软雅黑" w:hAnsi="微软雅黑" w:eastAsia="微软雅黑" w:cs="微软雅黑"/>
+                <w:rFonts w:hint="eastAsia" w:ascii="微软雅黑" w:hAnsi="微软雅黑" w:eastAsia="微软雅黑"/>
                 <w:b/>
                 <w:sz w:val="28"/>
-                <w:lang w:eastAsia="zh-CN"/>
-              </w:rPr>
-              <w:t>结果书</w:t>
+                <w:lang w:val="en-US" w:eastAsia="zh-CN"/>
+              </w:rPr>
+              <w:t>要项书</w:t>
             </w:r>
           </w:p>
           <w:p>
@@ -1803,16 +1804,16 @@
           </mc:Choice>
           <mc:Fallback>
             <w:pict>
-              <v:group id="Group 210" o:spid="_x0000_s1026" o:spt="203" style="position:absolute;left:0pt;margin-left:609.15pt;margin-top:-119.7pt;height:200.1pt;width:176.15pt;z-index:251659264;mso-width-relative:page;mso-height-relative:page;" coordorigin="12720,1035" coordsize="3623,4244" o:gfxdata="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">
+              <v:group id="Group 210" o:spid="_x0000_s1026" o:spt="203" style="position:absolute;left:0pt;margin-left:609.15pt;margin-top:-119.7pt;height:200.1pt;width:176.15pt;z-index:251659264;mso-width-relative:page;mso-height-relative:page;" coordorigin="12720,1035" coordsize="3623,4244" o:gfxdata="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">
                 <o:lock v:ext="edit" aspectratio="f"/>
-                <v:rect id="Rectangle 165" o:spid="_x0000_s1026" o:spt="1" style="position:absolute;left:12822;top:1243;height:1199;width:3448;" fillcolor="#FFFFFF" filled="t" stroked="t" coordsize="21600,21600" o:gfxdata="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">
+                <v:rect id="Rectangle 165" o:spid="_x0000_s1026" o:spt="1" style="position:absolute;left:12822;top:1243;height:1199;width:3448;" fillcolor="#FFFFFF" filled="t" stroked="t" coordsize="21600,21600" o:gfxdata="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">
                   <v:fill on="t" focussize="0,0"/>
                   <v:stroke weight="0.5pt" color="#000000" miterlimit="8" joinstyle="miter"/>
                   <v:imagedata o:title=""/>
                   <o:lock v:ext="edit" aspectratio="f"/>
                   <v:textbox inset="2.06375mm,0.7pt,2.06375mm,0.7pt"/>
                 </v:rect>
-                <v:shape id="Text Box 167" o:spid="_x0000_s1026" o:spt="202" type="#_x0000_t202" style="position:absolute;left:12727;top:2260;height:215;width:3616;" filled="f" stroked="f" coordsize="21600,21600" o:gfxdata="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">
+                <v:shape id="Text Box 167" o:spid="_x0000_s1026" o:spt="202" type="#_x0000_t202" style="position:absolute;left:12727;top:2260;height:215;width:3616;" filled="f" stroked="f" coordsize="21600,21600" o:gfxdata="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">
                   <v:fill on="f" focussize="0,0"/>
                   <v:stroke on="f"/>
                   <v:imagedata o:title=""/>
@@ -1947,7 +1948,7 @@
                     </w:txbxContent>
                   </v:textbox>
                 </v:shape>
-                <v:shape id="Text Box 168" o:spid="_x0000_s1026" o:spt="202" type="#_x0000_t202" style="position:absolute;left:12728;top:1672;height:227;width:524;" filled="f" stroked="f" coordsize="21600,21600" o:gfxdata="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">
+                <v:shape id="Text Box 168" o:spid="_x0000_s1026" o:spt="202" type="#_x0000_t202" style="position:absolute;left:12728;top:1672;height:227;width:524;" filled="f" stroked="f" coordsize="21600,21600" o:gfxdata="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">
                   <v:fill on="f" focussize="0,0"/>
                   <v:stroke on="f"/>
                   <v:imagedata o:title=""/>
@@ -1977,7 +1978,7 @@
                     </w:txbxContent>
                   </v:textbox>
                 </v:shape>
-                <v:shape id="Text Box 169" o:spid="_x0000_s1026" o:spt="202" type="#_x0000_t202" style="position:absolute;left:12722;top:1170;height:227;width:608;" filled="f" stroked="f" coordsize="21600,21600" o:gfxdata="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">
+                <v:shape id="Text Box 169" o:spid="_x0000_s1026" o:spt="202" type="#_x0000_t202" style="position:absolute;left:12722;top:1170;height:227;width:608;" filled="f" stroked="f" coordsize="21600,21600" o:gfxdata="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">
                   <v:fill on="f" focussize="0,0"/>
                   <v:stroke on="f"/>
                   <v:imagedata o:title=""/>
@@ -2006,7 +2007,7 @@
                     </w:txbxContent>
                   </v:textbox>
                 </v:shape>
-                <v:rect id="Rectangle 193" o:spid="_x0000_s1026" o:spt="1" style="position:absolute;left:12823;top:1035;height:240;width:3448;v-text-anchor:middle;" fillcolor="#FFFFFF" filled="t" stroked="t" coordsize="21600,21600" o:gfxdata="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">
+                <v:rect id="Rectangle 193" o:spid="_x0000_s1026" o:spt="1" style="position:absolute;left:12823;top:1035;height:240;width:3448;v-text-anchor:middle;" fillcolor="#FFFFFF" filled="t" stroked="t" coordsize="21600,21600" o:gfxdata="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">
                   <v:fill on="t" focussize="0,0"/>
                   <v:stroke weight="0.5pt" color="#000000" miterlimit="8" joinstyle="miter"/>
                   <v:imagedata o:title=""/>
@@ -2053,14 +2054,14 @@
                     </w:txbxContent>
                   </v:textbox>
                 </v:rect>
-                <v:rect id="Rectangle 196" o:spid="_x0000_s1026" o:spt="1" style="position:absolute;left:12822;top:2648;height:1199;width:3448;" fillcolor="#FFFFFF" filled="t" stroked="t" coordsize="21600,21600" o:gfxdata="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">
+                <v:rect id="Rectangle 196" o:spid="_x0000_s1026" o:spt="1" style="position:absolute;left:12822;top:2648;height:1199;width:3448;" fillcolor="#FFFFFF" filled="t" stroked="t" coordsize="21600,21600" o:gfxdata="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">
                   <v:fill on="t" focussize="0,0"/>
                   <v:stroke weight="0.5pt" color="#000000" miterlimit="8" joinstyle="miter"/>
                   <v:imagedata o:title=""/>
                   <o:lock v:ext="edit" aspectratio="f"/>
                   <v:textbox inset="2.06375mm,0.7pt,2.06375mm,0.7pt"/>
                 </v:rect>
-                <v:shape id="Text Box 197" o:spid="_x0000_s1026" o:spt="202" type="#_x0000_t202" style="position:absolute;left:12727;top:3665;height:215;width:3616;" filled="f" stroked="f" coordsize="21600,21600" o:gfxdata="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">
+                <v:shape id="Text Box 197" o:spid="_x0000_s1026" o:spt="202" type="#_x0000_t202" style="position:absolute;left:12727;top:3665;height:215;width:3616;" filled="f" stroked="f" coordsize="21600,21600" o:gfxdata="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">
                   <v:fill on="f" focussize="0,0"/>
                   <v:stroke on="f"/>
                   <v:imagedata o:title=""/>
@@ -2195,7 +2196,7 @@
                     </w:txbxContent>
                   </v:textbox>
                 </v:shape>
-                <v:shape id="Text Box 198" o:spid="_x0000_s1026" o:spt="202" type="#_x0000_t202" style="position:absolute;left:12728;top:3077;height:227;width:524;" filled="f" stroked="f" coordsize="21600,21600" o:gfxdata="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">
+                <v:shape id="Text Box 198" o:spid="_x0000_s1026" o:spt="202" type="#_x0000_t202" style="position:absolute;left:12728;top:3077;height:227;width:524;" filled="f" stroked="f" coordsize="21600,21600" o:gfxdata="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">
                   <v:fill on="f" focussize="0,0"/>
                   <v:stroke on="f"/>
                   <v:imagedata o:title=""/>
@@ -2225,7 +2226,7 @@
                     </w:txbxContent>
                   </v:textbox>
                 </v:shape>
-                <v:shape id="Text Box 199" o:spid="_x0000_s1026" o:spt="202" type="#_x0000_t202" style="position:absolute;left:12722;top:2575;height:227;width:608;" filled="f" stroked="f" coordsize="21600,21600" o:gfxdata="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">
+                <v:shape id="Text Box 199" o:spid="_x0000_s1026" o:spt="202" type="#_x0000_t202" style="position:absolute;left:12722;top:2575;height:227;width:608;" filled="f" stroked="f" coordsize="21600,21600" o:gfxdata="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">
                   <v:fill on="f" focussize="0,0"/>
                   <v:stroke on="f"/>
                   <v:imagedata o:title=""/>
@@ -2254,7 +2255,7 @@
                     </w:txbxContent>
                   </v:textbox>
                 </v:shape>
-                <v:rect id="Rectangle 200" o:spid="_x0000_s1026" o:spt="1" style="position:absolute;left:12823;top:2440;height:240;width:3448;v-text-anchor:middle;" fillcolor="#FFFFFF" filled="t" stroked="t" coordsize="21600,21600" o:gfxdata="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">
+                <v:rect id="Rectangle 200" o:spid="_x0000_s1026" o:spt="1" style="position:absolute;left:12823;top:2440;height:240;width:3448;v-text-anchor:middle;" fillcolor="#FFFFFF" filled="t" stroked="t" coordsize="21600,21600" o:gfxdata="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">
                   <v:fill on="t" focussize="0,0"/>
                   <v:stroke weight="0.5pt" color="#000000" miterlimit="8" joinstyle="miter"/>
                   <v:imagedata o:title=""/>
@@ -2313,16 +2314,16 @@
                     </w:txbxContent>
                   </v:textbox>
                 </v:rect>
-                <v:group id="Group 209" o:spid="_x0000_s1026" o:spt="203" style="position:absolute;left:12720;top:3974;height:1305;width:3621;" coordorigin="12728,3974" coordsize="3621,1305" o:gfxdata="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">
+                <v:group id="Group 209" o:spid="_x0000_s1026" o:spt="203" style="position:absolute;left:12720;top:3974;height:1305;width:3621;" coordorigin="12728,3974" coordsize="3621,1305" o:gfxdata="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">
                   <o:lock v:ext="edit" aspectratio="f"/>
-                  <v:rect id="Rectangle 203" o:spid="_x0000_s1026" o:spt="1" style="position:absolute;left:12828;top:4047;height:1199;width:3448;" fillcolor="#FFFFFF" filled="t" stroked="t" coordsize="21600,21600" o:gfxdata="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">
+                  <v:rect id="Rectangle 203" o:spid="_x0000_s1026" o:spt="1" style="position:absolute;left:12828;top:4047;height:1199;width:3448;" fillcolor="#FFFFFF" filled="t" stroked="t" coordsize="21600,21600" o:gfxdata="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">
                     <v:fill on="t" focussize="0,0"/>
                     <v:stroke weight="0.5pt" color="#000000" miterlimit="8" joinstyle="miter"/>
                     <v:imagedata o:title=""/>
                     <o:lock v:ext="edit" aspectratio="f"/>
                     <v:textbox inset="2.06375mm,0.7pt,2.06375mm,0.7pt"/>
                   </v:rect>
-                  <v:shape id="Text Box 204" o:spid="_x0000_s1026" o:spt="202" type="#_x0000_t202" style="position:absolute;left:12733;top:5064;height:215;width:3616;" filled="f" stroked="f" coordsize="21600,21600" o:gfxdata="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">
+                  <v:shape id="Text Box 204" o:spid="_x0000_s1026" o:spt="202" type="#_x0000_t202" style="position:absolute;left:12733;top:5064;height:215;width:3616;" filled="f" stroked="f" coordsize="21600,21600" o:gfxdata="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">
                     <v:fill on="f" focussize="0,0"/>
                     <v:stroke on="f"/>
                     <v:imagedata o:title=""/>
@@ -2457,7 +2458,7 @@
                       </w:txbxContent>
                     </v:textbox>
                   </v:shape>
-                  <v:shape id="Text Box 205" o:spid="_x0000_s1026" o:spt="202" type="#_x0000_t202" style="position:absolute;left:12734;top:4476;height:227;width:524;" filled="f" stroked="f" coordsize="21600,21600" o:gfxdata="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">
+                  <v:shape id="Text Box 205" o:spid="_x0000_s1026" o:spt="202" type="#_x0000_t202" style="position:absolute;left:12734;top:4476;height:227;width:524;" filled="f" stroked="f" coordsize="21600,21600" o:gfxdata="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">
                     <v:fill on="f" focussize="0,0"/>
                     <v:stroke on="f"/>
                     <v:imagedata o:title=""/>
@@ -2487,7 +2488,7 @@
                       </w:txbxContent>
                     </v:textbox>
                   </v:shape>
-                  <v:shape id="Text Box 206" o:spid="_x0000_s1026" o:spt="202" type="#_x0000_t202" style="position:absolute;left:12728;top:3974;height:227;width:608;" filled="f" stroked="f" coordsize="21600,21600" o:gfxdata="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">
+                  <v:shape id="Text Box 206" o:spid="_x0000_s1026" o:spt="202" type="#_x0000_t202" style="position:absolute;left:12728;top:3974;height:227;width:608;" filled="f" stroked="f" coordsize="21600,21600" o:gfxdata="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">
                     <v:fill on="f" focussize="0,0"/>
                     <v:stroke on="f"/>
                     <v:imagedata o:title=""/>
@@ -2517,7 +2518,7 @@
                     </v:textbox>
                   </v:shape>
                 </v:group>
-                <v:rect id="Rectangle 207" o:spid="_x0000_s1026" o:spt="1" style="position:absolute;left:12821;top:3840;height:240;width:3448;v-text-anchor:middle;" fillcolor="#FFFFFF" filled="t" stroked="t" coordsize="21600,21600" o:gfxdata="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">
+                <v:rect id="Rectangle 207" o:spid="_x0000_s1026" o:spt="1" style="position:absolute;left:12821;top:3840;height:240;width:3448;v-text-anchor:middle;" fillcolor="#FFFFFF" filled="t" stroked="t" coordsize="21600,21600" o:gfxdata="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">
                   <v:fill on="t" focussize="0,0"/>
                   <v:stroke weight="0.5pt" color="#000000" miterlimit="8" joinstyle="miter"/>
                   <v:imagedata o:title=""/>
@@ -2674,7 +2675,7 @@
           </mc:Choice>
           <mc:Fallback>
             <w:pict>
-              <v:shape id="テキスト ボックス 25" o:spid="_x0000_s1026" o:spt="202" type="#_x0000_t202" style="position:absolute;left:0pt;margin-left:637.65pt;margin-top:-138.45pt;height:19.5pt;width:134.25pt;z-index:251660288;mso-width-relative:page;mso-height-relative:page;" filled="f" stroked="f" coordsize="21600,21600" o:gfxdata="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">
+              <v:shape id="テキスト ボックス 25" o:spid="_x0000_s1026" o:spt="202" type="#_x0000_t202" style="position:absolute;left:0pt;margin-left:637.65pt;margin-top:-138.45pt;height:19.5pt;width:134.25pt;z-index:251660288;mso-width-relative:page;mso-height-relative:page;" filled="f" stroked="f" coordsize="21600,21600" o:gfxdata="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">
                 <v:fill on="f" focussize="0,0"/>
                 <v:stroke on="f" weight="0.5pt"/>
                 <v:imagedata o:title=""/>
@@ -3309,6 +3310,8 @@
           <w:sz w:val="12"/>
         </w:rPr>
       </w:pPr>
+      <w:bookmarkStart w:id="0" w:name="_GoBack"/>
+      <w:bookmarkEnd w:id="0"/>
     </w:p>
     <w:tbl>
       <w:tblPr>
@@ -6344,8 +6347,6 @@
               </w:rPr>
               <w:t>{{test_name}}</w:t>
             </w:r>
-            <w:bookmarkStart w:id="0" w:name="_GoBack"/>
-            <w:bookmarkEnd w:id="0"/>
           </w:p>
         </w:tc>
         <w:tc>
@@ -7150,7 +7151,7 @@
         </mc:Choice>
         <mc:Fallback>
           <w:pict>
-            <v:shape id="Text Box 55" o:spid="_x0000_s1026" o:spt="202" type="#_x0000_t202" style="position:absolute;left:0pt;margin-left:0.65pt;margin-top:-2.35pt;height:16.5pt;width:105pt;mso-position-horizontal-relative:margin;z-index:251661312;mso-width-relative:page;mso-height-relative:page;" filled="f" stroked="f" coordsize="21600,21600" o:gfxdata="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">
+            <v:shape id="Text Box 55" o:spid="_x0000_s1026" o:spt="202" type="#_x0000_t202" style="position:absolute;left:0pt;margin-left:0.65pt;margin-top:-2.35pt;height:16.5pt;width:105pt;mso-position-horizontal-relative:margin;z-index:251661312;mso-width-relative:page;mso-height-relative:page;" filled="f" stroked="f" coordsize="21600,21600" o:gfxdata="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">
               <v:fill on="f" focussize="0,0"/>
               <v:stroke on="f"/>
               <v:imagedata o:title=""/>
@@ -8747,178 +8748,13 @@
 
 <file path=customXml/item1.xml><?xml version="1.0" encoding="utf-8"?>
 <s:customData xmlns="http://www.wps.cn/officeDocument/2013/wpsCustomData" xmlns:s="http://www.wps.cn/officeDocument/2013/wpsCustomData">
-  <customSectProps/>
+  <customSectProps>
+    <customSectPr/>
+  </customSectProps>
   <customShpExts>
     <customShpInfo spid="_x0000_s1026" textRotate="1"/>
   </customShpExts>
 </s:customData>
-</file>
-
-<file path=customXml/item2.xml><?xml version="1.0" encoding="utf-8"?>
-<ct:contentTypeSchema xmlns:ma="http://schemas.microsoft.com/office/2006/metadata/properties/metaAttributes" xmlns:ct="http://schemas.microsoft.com/office/2006/metadata/contentType" ct:_="" ma:contentTypeName="文档" ma:versionID="987b3d5e507bc59acb5fb2935dcc3aba" ma:contentTypeVersion="2" ma:contentTypeDescription="新建文档。" ma:contentTypeScope="" ma:contentTypeID="0x0101003FE9DE9FA3A34543BED31C7C7188A97A" ma:_="">
-  <xsd:schema xmlns:xs="http://www.w3.org/2001/XMLSchema" xmlns:p="http://schemas.microsoft.com/office/2006/metadata/properties" xmlns:xsd="http://www.w3.org/2001/XMLSchema" xmlns:ns2="ccd5bba6-7eab-4e54-9c55-e9c9dd569e4b" targetNamespace="http://schemas.microsoft.com/office/2006/metadata/properties" ma:fieldsID="7871e6a52e300fdac81f3511b0e3adf7" ns2:_="" ma:root="true">
-    <xsd:import namespace="ccd5bba6-7eab-4e54-9c55-e9c9dd569e4b"/>
-    <xsd:element name="properties">
-      <xsd:complexType>
-        <xsd:sequence>
-          <xsd:element name="documentManagement">
-            <xsd:complexType>
-              <xsd:all>
-                <xsd:element ref="ns2:SharedWithUsers" minOccurs="0"/>
-                <xsd:element ref="ns2:SharedWithDetails" minOccurs="0"/>
-              </xsd:all>
-            </xsd:complexType>
-          </xsd:element>
-        </xsd:sequence>
-      </xsd:complexType>
-    </xsd:element>
-  </xsd:schema>
-  <xsd:schema xmlns:xs="http://www.w3.org/2001/XMLSchema" xmlns:dms="http://schemas.microsoft.com/office/2006/documentManagement/types" xmlns:xsd="http://www.w3.org/2001/XMLSchema" xmlns:pc="http://schemas.microsoft.com/office/infopath/2007/PartnerControls" targetNamespace="ccd5bba6-7eab-4e54-9c55-e9c9dd569e4b" elementFormDefault="qualified">
-    <xsd:import namespace="http://schemas.microsoft.com/office/2006/documentManagement/types"/>
-    <xsd:import namespace="http://schemas.microsoft.com/office/infopath/2007/PartnerControls"/>
-    <xsd:element name="SharedWithUsers" nillable="true" ma:readOnly="true" ma:internalName="SharedWithUsers" ma:index="8" ma:displayName="共享对象:">
-      <xsd:complexType>
-        <xsd:complexContent>
-          <xsd:extension base="dms:UserMulti">
-            <xsd:sequence>
-              <xsd:element name="UserInfo" minOccurs="0" maxOccurs="unbounded">
-                <xsd:complexType>
-                  <xsd:sequence>
-                    <xsd:element type="xsd:string" name="DisplayName" minOccurs="0"/>
-                    <xsd:element type="dms:UserId" name="AccountId" minOccurs="0" nillable="true"/>
-                    <xsd:element type="xsd:string" name="AccountType" minOccurs="0"/>
-                  </xsd:sequence>
-                </xsd:complexType>
-              </xsd:element>
-            </xsd:sequence>
-          </xsd:extension>
-        </xsd:complexContent>
-      </xsd:complexType>
-    </xsd:element>
-    <xsd:element name="SharedWithDetails" nillable="true" ma:readOnly="true" ma:internalName="SharedWithDetails" ma:index="9" ma:displayName="共享对象详细信息">
-      <xsd:simpleType>
-        <xsd:restriction base="dms:Note">
-          <xsd:maxLength value="255"/>
-        </xsd:restriction>
-      </xsd:simpleType>
-    </xsd:element>
-  </xsd:schema>
-  <xsd:schema xmlns:xsi="http://www.w3.org/2001/XMLSchema-instance" xmlns:odoc="http://schemas.microsoft.com/internal/obd" xmlns="http://schemas.openxmlformats.org/package/2006/metadata/core-properties" xmlns:dcterms="http://purl.org/dc/terms/" xmlns:xsd="http://www.w3.org/2001/XMLSchema" xmlns:dc="http://purl.org/dc/elements/1.1/" targetNamespace="http://schemas.openxmlformats.org/package/2006/metadata/core-properties" elementFormDefault="qualified" blockDefault="#all" attributeFormDefault="unqualified">
-    <xsd:import schemaLocation="http://dublincore.org/schemas/xmls/qdc/2003/04/02/dc.xsd" namespace="http://purl.org/dc/elements/1.1/"/>
-    <xsd:import schemaLocation="http://dublincore.org/schemas/xmls/qdc/2003/04/02/dcterms.xsd" namespace="http://purl.org/dc/terms/"/>
-    <xsd:element type="CT_coreProperties" name="coreProperties"/>
-    <xsd:complexType name="CT_coreProperties">
-      <xsd:all>
-        <xsd:element ref="dc:creator" minOccurs="0" maxOccurs="1"/>
-        <xsd:element ref="dcterms:created" minOccurs="0" maxOccurs="1"/>
-        <xsd:element ref="dc:identifier" minOccurs="0" maxOccurs="1"/>
-        <xsd:element type="xsd:string" name="contentType" minOccurs="0" maxOccurs="1" ma:index="0" ma:displayName="内容类型"/>
-        <xsd:element ref="dc:title" minOccurs="0" maxOccurs="1" ma:index="4" ma:displayName="标题"/>
-        <xsd:element ref="dc:subject" minOccurs="0" maxOccurs="1"/>
-        <xsd:element ref="dc:description" minOccurs="0" maxOccurs="1"/>
-        <xsd:element type="xsd:string" name="keywords" minOccurs="0" maxOccurs="1"/>
-        <xsd:element ref="dc:language" minOccurs="0" maxOccurs="1"/>
-        <xsd:element type="xsd:string" name="category" minOccurs="0" maxOccurs="1"/>
-        <xsd:element type="xsd:string" name="version" minOccurs="0" maxOccurs="1"/>
-        <xsd:element type="xsd:string" name="revision" minOccurs="0" maxOccurs="1">
-          <xsd:annotation>
-            <xsd:documentation>
-                        This value indicates the number of saves or revisions. The application is responsible for updating this value after each revision.
-                    </xsd:documentation>
-          </xsd:annotation>
-        </xsd:element>
-        <xsd:element type="xsd:string" name="lastModifiedBy" minOccurs="0" maxOccurs="1"/>
-        <xsd:element ref="dcterms:modified" minOccurs="0" maxOccurs="1"/>
-        <xsd:element type="xsd:string" name="contentStatus" minOccurs="0" maxOccurs="1"/>
-      </xsd:all>
-    </xsd:complexType>
-  </xsd:schema>
-  <xs:schema xmlns:xs="http://www.w3.org/2001/XMLSchema" xmlns:pc="http://schemas.microsoft.com/office/infopath/2007/PartnerControls" targetNamespace="http://schemas.microsoft.com/office/infopath/2007/PartnerControls" elementFormDefault="qualified" attributeFormDefault="unqualified">
-    <xs:element name="Person">
-      <xs:complexType>
-        <xs:sequence>
-          <xs:element ref="pc:DisplayName" minOccurs="0"/>
-          <xs:element ref="pc:AccountId" minOccurs="0"/>
-          <xs:element ref="pc:AccountType" minOccurs="0"/>
-        </xs:sequence>
-      </xs:complexType>
-    </xs:element>
-    <xs:element type="xs:string" name="DisplayName"/>
-    <xs:element type="xs:string" name="AccountId"/>
-    <xs:element type="xs:string" name="AccountType"/>
-    <xs:element name="BDCAssociatedEntity">
-      <xs:complexType>
-        <xs:sequence>
-          <xs:element ref="pc:BDCEntity" minOccurs="0" maxOccurs="unbounded"/>
-        </xs:sequence>
-        <xs:attribute ref="pc:EntityNamespace"/>
-        <xs:attribute ref="pc:EntityName"/>
-        <xs:attribute ref="pc:SystemInstanceName"/>
-        <xs:attribute ref="pc:AssociationName"/>
-      </xs:complexType>
-    </xs:element>
-    <xs:attribute type="xs:string" name="EntityNamespace"/>
-    <xs:attribute type="xs:string" name="EntityName"/>
-    <xs:attribute type="xs:string" name="SystemInstanceName"/>
-    <xs:attribute type="xs:string" name="AssociationName"/>
-    <xs:element name="BDCEntity">
-      <xs:complexType>
-        <xs:sequence>
-          <xs:element ref="pc:EntityDisplayName" minOccurs="0"/>
-          <xs:element ref="pc:EntityInstanceReference" minOccurs="0"/>
-          <xs:element ref="pc:EntityId1" minOccurs="0"/>
-          <xs:element ref="pc:EntityId2" minOccurs="0"/>
-          <xs:element ref="pc:EntityId3" minOccurs="0"/>
-          <xs:element ref="pc:EntityId4" minOccurs="0"/>
-          <xs:element ref="pc:EntityId5" minOccurs="0"/>
-        </xs:sequence>
-      </xs:complexType>
-    </xs:element>
-    <xs:element type="xs:string" name="EntityDisplayName"/>
-    <xs:element type="xs:string" name="EntityInstanceReference"/>
-    <xs:element type="xs:string" name="EntityId1"/>
-    <xs:element type="xs:string" name="EntityId2"/>
-    <xs:element type="xs:string" name="EntityId3"/>
-    <xs:element type="xs:string" name="EntityId4"/>
-    <xs:element type="xs:string" name="EntityId5"/>
-    <xs:element name="Terms">
-      <xs:complexType>
-        <xs:sequence>
-          <xs:element ref="pc:TermInfo" minOccurs="0" maxOccurs="unbounded"/>
-        </xs:sequence>
-      </xs:complexType>
-    </xs:element>
-    <xs:element name="TermInfo">
-      <xs:complexType>
-        <xs:sequence>
-          <xs:element ref="pc:TermName" minOccurs="0"/>
-          <xs:element ref="pc:TermId" minOccurs="0"/>
-        </xs:sequence>
-      </xs:complexType>
-    </xs:element>
-    <xs:element type="xs:string" name="TermName"/>
-    <xs:element type="xs:string" name="TermId"/>
-  </xs:schema>
-</ct:contentTypeSchema>
-</file>
-
-<file path=customXml/item3.xml><?xml version="1.0" encoding="utf-8"?>
-<b:Sources xmlns="http://schemas.openxmlformats.org/officeDocument/2006/bibliography" xmlns:b="http://schemas.openxmlformats.org/officeDocument/2006/bibliography" SelectedStyle="\APA.XSL" StyleName="APA"/>
-</file>
-
-<file path=customXml/item4.xml><?xml version="1.0" encoding="utf-8"?>
-<p:properties xmlns:xsi="http://www.w3.org/2001/XMLSchema-instance" xmlns:p="http://schemas.microsoft.com/office/2006/metadata/properties" xmlns:pc="http://schemas.microsoft.com/office/infopath/2007/PartnerControls">
-  <documentManagement/>
-</p:properties>
-</file>
-
-<file path=customXml/item5.xml><?xml version="1.0" encoding="utf-8"?>
-<?mso-contentType ?>
-<FormTemplates xmlns="http://schemas.microsoft.com/sharepoint/v3/contenttype/forms">
-  <Display>DocumentLibraryForm</Display>
-  <Edit>DocumentLibraryForm</Edit>
-  <New>DocumentLibraryForm</New>
-</FormTemplates>
 </file>
 
 <file path=customXml/itemProps1.xml><?xml version="1.0" encoding="utf-8"?>
@@ -8927,28 +8763,4 @@
     <ds:schemaRef ds:uri="http://www.wps.cn/officeDocument/2013/wpsCustomData"/>
   </ds:schemaRefs>
 </ds:datastoreItem>
-</file>
-
-<file path=customXml/itemProps2.xml><?xml version="1.0" encoding="utf-8"?>
-<ds:datastoreItem xmlns:ds="http://schemas.openxmlformats.org/officeDocument/2006/customXml" ds:itemID="{156A9426-02F9-4EE4-9D07-DA63AA245755}">
-  <ds:schemaRefs/>
-</ds:datastoreItem>
-</file>
-
-<file path=customXml/itemProps3.xml><?xml version="1.0" encoding="utf-8"?>
-<ds:datastoreItem xmlns:ds="http://schemas.openxmlformats.org/officeDocument/2006/customXml" ds:itemID="{48136F37-F2E7-462D-8AA1-4602E0629ECC}">
-  <ds:schemaRefs/>
-</ds:datastoreItem>
-</file>
-
-<file path=customXml/itemProps4.xml><?xml version="1.0" encoding="utf-8"?>
-<ds:datastoreItem xmlns:ds="http://schemas.openxmlformats.org/officeDocument/2006/customXml" ds:itemID="{8CB8B46B-7E2A-4A71-8166-E27EAC637BBA}">
-  <ds:schemaRefs/>
-</ds:datastoreItem>
-</file>
-
-<file path=customXml/itemProps5.xml><?xml version="1.0" encoding="utf-8"?>
-<ds:datastoreItem xmlns:ds="http://schemas.openxmlformats.org/officeDocument/2006/customXml" ds:itemID="{D5A82086-07B3-4E7A-BA1F-D671FA6E7153}">
-  <ds:schemaRefs/>
-</ds:datastoreItem>
 </file>